--- a/Documentation_Utilisateur.docx
+++ b/Documentation_Utilisateur.docx
@@ -193,7 +193,7 @@
         <w:spacing w:after="140" w:before="320"/>
       </w:pPr>
       <w:r>
-        <w:t xml:space="preserve">2. Récupérer les données à analyser</w:t>
+        <w:t xml:space="preserve">2. Où se trouve le logiciel</w:t>
       </w:r>
     </w:p>
     <w:p>
@@ -201,7 +201,287 @@
         <w:spacing w:after="120" w:line="276"/>
       </w:pPr>
       <w:r>
-        <w:t xml:space="preserve">Avant d’utiliser le logiciel, exportez vos données depuis votre outil habituel, sous forme de fichiers Excel (.xlsx).</w:t>
+        <w:t xml:space="preserve">Le logiciel est installé sur le lecteur réseau, à l’emplacement suivant :</w:t>
+      </w:r>
+    </w:p>
+    <w:p>
+      <w:pPr>
+        <w:pBdr>
+          <w:left w:val="single" w:color="198754" w:sz="18" w:space="8"/>
+        </w:pBdr>
+        <w:shd w:fill="F1F3F5" w:color="auto" w:val="clear"/>
+        <w:spacing w:after="120"/>
+      </w:pPr>
+      <w:r>
+        <w:rPr>
+          <w:rFonts w:ascii="Consolas" w:cs="Consolas" w:eastAsia="Consolas" w:hAnsi="Consolas"/>
+          <w:sz w:val="19"/>
+          <w:szCs w:val="19"/>
+        </w:rPr>
+        <w:t xml:space="preserve">S:\Technique\9. Télérelève\1. Opérationnel\2. Compteurs\4. Données patrimoniales\3. Korrect'eau</w:t>
+      </w:r>
+    </w:p>
+    <w:p>
+      <w:pPr>
+        <w:spacing w:after="120" w:line="276"/>
+      </w:pPr>
+      <w:r>
+        <w:t xml:space="preserve">Pour lancer l’application, double-cliquez sur Korrect’eau.exe.</w:t>
+      </w:r>
+    </w:p>
+    <w:p>
+      <w:pPr>
+        <w:pStyle w:val="Heading1"/>
+        <w:spacing w:after="140" w:before="320"/>
+      </w:pPr>
+      <w:r>
+        <w:t xml:space="preserve">3. Où télécharger les données à analyser</w:t>
+      </w:r>
+    </w:p>
+    <w:p>
+      <w:pPr>
+        <w:spacing w:after="120" w:line="276"/>
+      </w:pPr>
+      <w:r>
+        <w:t xml:space="preserve">Les données proviennent du Power BI Exploitation. Pour chaque mode de relève, procédez ainsi :</w:t>
+      </w:r>
+    </w:p>
+    <w:p>
+      <w:pPr>
+        <w:pStyle w:val="ListParagraph"/>
+        <w:numPr>
+          <w:ilvl w:val="0"/>
+          <w:numId w:val="3"/>
+        </w:numPr>
+        <w:spacing w:after="80"/>
+      </w:pPr>
+      <w:r>
+        <w:t xml:space="preserve">Choisir le mode de relève à analyser (Manuelle, Radiorelève ou Télérelève) — voir capture 1.</w:t>
+      </w:r>
+    </w:p>
+    <w:p>
+      <w:pPr>
+        <w:spacing w:after="40" w:before="100"/>
+        <w:jc w:val="center"/>
+      </w:pPr>
+      <w:r>
+        <w:drawing>
+          <wp:inline distT="0" distB="0" distL="0" distR="0">
+            <wp:extent cx="5715000" cy="800100"/>
+            <wp:effectExtent t="0" r="0" b="0" l="0"/>
+            <wp:docPr id="1" name="" descr="" title=""/>
+            <wp:cNvGraphicFramePr>
+              <a:graphicFrameLocks xmlns:a="http://schemas.openxmlformats.org/drawingml/2006/main" noChangeAspect="1"/>
+            </wp:cNvGraphicFramePr>
+            <a:graphic xmlns:a="http://schemas.openxmlformats.org/drawingml/2006/main">
+              <a:graphicData uri="http://schemas.openxmlformats.org/drawingml/2006/picture">
+                <pic:pic xmlns:pic="http://schemas.openxmlformats.org/drawingml/2006/picture">
+                  <pic:nvPicPr>
+                    <pic:cNvPr id="0" name="" descr=""/>
+                    <pic:cNvPicPr>
+                      <a:picLocks noChangeAspect="1" noChangeArrowheads="1"/>
+                    </pic:cNvPicPr>
+                  </pic:nvPicPr>
+                  <pic:blipFill>
+                    <a:blip r:embed="rId7" cstate="none"/>
+                    <a:srcRect/>
+                    <a:stretch>
+                      <a:fillRect/>
+                    </a:stretch>
+                  </pic:blipFill>
+                  <pic:spPr bwMode="auto">
+                    <a:xfrm>
+                      <a:off x="0" y="0"/>
+                      <a:ext cx="5715000" cy="800100"/>
+                    </a:xfrm>
+                    <a:prstGeom prst="rect">
+                      <a:avLst/>
+                    </a:prstGeom>
+                  </pic:spPr>
+                </pic:pic>
+              </a:graphicData>
+            </a:graphic>
+          </wp:inline>
+        </w:drawing>
+      </w:r>
+    </w:p>
+    <w:p>
+      <w:pPr>
+        <w:spacing w:after="140"/>
+        <w:jc w:val="center"/>
+      </w:pPr>
+      <w:r>
+        <w:rPr>
+          <w:i/>
+          <w:iCs/>
+          <w:color w:val="6C757D"/>
+          <w:sz w:val="18"/>
+          <w:szCs w:val="18"/>
+        </w:rPr>
+        <w:t xml:space="preserve">Capture 1 — sélection du « Mode de relève » dans le Power BI Exploitation</w:t>
+      </w:r>
+    </w:p>
+    <w:p>
+      <w:pPr>
+        <w:pStyle w:val="ListParagraph"/>
+        <w:numPr>
+          <w:ilvl w:val="0"/>
+          <w:numId w:val="3"/>
+        </w:numPr>
+        <w:spacing w:after="80"/>
+      </w:pPr>
+      <w:r>
+        <w:t xml:space="preserve">Filtrer le Code branchement sur 0, afin de ne garder que les compteurs actifs — voir capture 2.</w:t>
+      </w:r>
+    </w:p>
+    <w:p>
+      <w:pPr>
+        <w:spacing w:after="40" w:before="100"/>
+        <w:jc w:val="center"/>
+      </w:pPr>
+      <w:r>
+        <w:drawing>
+          <wp:inline distT="0" distB="0" distL="0" distR="0">
+            <wp:extent cx="5715000" cy="781050"/>
+            <wp:effectExtent t="0" r="0" b="0" l="0"/>
+            <wp:docPr id="1" name="" descr="" title=""/>
+            <wp:cNvGraphicFramePr>
+              <a:graphicFrameLocks xmlns:a="http://schemas.openxmlformats.org/drawingml/2006/main" noChangeAspect="1"/>
+            </wp:cNvGraphicFramePr>
+            <a:graphic xmlns:a="http://schemas.openxmlformats.org/drawingml/2006/main">
+              <a:graphicData uri="http://schemas.openxmlformats.org/drawingml/2006/picture">
+                <pic:pic xmlns:pic="http://schemas.openxmlformats.org/drawingml/2006/picture">
+                  <pic:nvPicPr>
+                    <pic:cNvPr id="0" name="" descr=""/>
+                    <pic:cNvPicPr>
+                      <a:picLocks noChangeAspect="1" noChangeArrowheads="1"/>
+                    </pic:cNvPicPr>
+                  </pic:nvPicPr>
+                  <pic:blipFill>
+                    <a:blip r:embed="rId8" cstate="none"/>
+                    <a:srcRect/>
+                    <a:stretch>
+                      <a:fillRect/>
+                    </a:stretch>
+                  </pic:blipFill>
+                  <pic:spPr bwMode="auto">
+                    <a:xfrm>
+                      <a:off x="0" y="0"/>
+                      <a:ext cx="5715000" cy="781050"/>
+                    </a:xfrm>
+                    <a:prstGeom prst="rect">
+                      <a:avLst/>
+                    </a:prstGeom>
+                  </pic:spPr>
+                </pic:pic>
+              </a:graphicData>
+            </a:graphic>
+          </wp:inline>
+        </w:drawing>
+      </w:r>
+    </w:p>
+    <w:p>
+      <w:pPr>
+        <w:spacing w:after="140"/>
+        <w:jc w:val="center"/>
+      </w:pPr>
+      <w:r>
+        <w:rPr>
+          <w:i/>
+          <w:iCs/>
+          <w:color w:val="6C757D"/>
+          <w:sz w:val="18"/>
+          <w:szCs w:val="18"/>
+        </w:rPr>
+        <w:t xml:space="preserve">Capture 2 — filtre « Code branchement » = 0 (compteurs actifs)</w:t>
+      </w:r>
+    </w:p>
+    <w:p>
+      <w:pPr>
+        <w:pStyle w:val="ListParagraph"/>
+        <w:numPr>
+          <w:ilvl w:val="0"/>
+          <w:numId w:val="3"/>
+        </w:numPr>
+        <w:spacing w:after="80"/>
+      </w:pPr>
+      <w:r>
+        <w:t xml:space="preserve">Passer le tableau des données en mode Focus (icône en haut à droite de la visualisation) — voir capture 3.</w:t>
+      </w:r>
+    </w:p>
+    <w:p>
+      <w:pPr>
+        <w:spacing w:after="40" w:before="100"/>
+        <w:jc w:val="center"/>
+      </w:pPr>
+      <w:r>
+        <w:drawing>
+          <wp:inline distT="0" distB="0" distL="0" distR="0">
+            <wp:extent cx="5715000" cy="1495425"/>
+            <wp:effectExtent t="0" r="0" b="0" l="0"/>
+            <wp:docPr id="1" name="" descr="" title=""/>
+            <wp:cNvGraphicFramePr>
+              <a:graphicFrameLocks xmlns:a="http://schemas.openxmlformats.org/drawingml/2006/main" noChangeAspect="1"/>
+            </wp:cNvGraphicFramePr>
+            <a:graphic xmlns:a="http://schemas.openxmlformats.org/drawingml/2006/main">
+              <a:graphicData uri="http://schemas.openxmlformats.org/drawingml/2006/picture">
+                <pic:pic xmlns:pic="http://schemas.openxmlformats.org/drawingml/2006/picture">
+                  <pic:nvPicPr>
+                    <pic:cNvPr id="0" name="" descr=""/>
+                    <pic:cNvPicPr>
+                      <a:picLocks noChangeAspect="1" noChangeArrowheads="1"/>
+                    </pic:cNvPicPr>
+                  </pic:nvPicPr>
+                  <pic:blipFill>
+                    <a:blip r:embed="rId9" cstate="none"/>
+                    <a:srcRect/>
+                    <a:stretch>
+                      <a:fillRect/>
+                    </a:stretch>
+                  </pic:blipFill>
+                  <pic:spPr bwMode="auto">
+                    <a:xfrm>
+                      <a:off x="0" y="0"/>
+                      <a:ext cx="5715000" cy="1495425"/>
+                    </a:xfrm>
+                    <a:prstGeom prst="rect">
+                      <a:avLst/>
+                    </a:prstGeom>
+                  </pic:spPr>
+                </pic:pic>
+              </a:graphicData>
+            </a:graphic>
+          </wp:inline>
+        </w:drawing>
+      </w:r>
+    </w:p>
+    <w:p>
+      <w:pPr>
+        <w:spacing w:after="140"/>
+        <w:jc w:val="center"/>
+      </w:pPr>
+      <w:r>
+        <w:rPr>
+          <w:i/>
+          <w:iCs/>
+          <w:color w:val="6C757D"/>
+          <w:sz w:val="18"/>
+          <w:szCs w:val="18"/>
+        </w:rPr>
+        <w:t xml:space="preserve">Capture 3 — tableau des données en mode Focus</w:t>
+      </w:r>
+    </w:p>
+    <w:p>
+      <w:pPr>
+        <w:pStyle w:val="ListParagraph"/>
+        <w:numPr>
+          <w:ilvl w:val="0"/>
+          <w:numId w:val="3"/>
+        </w:numPr>
+        <w:spacing w:after="80"/>
+      </w:pPr>
+      <w:r>
+        <w:t xml:space="preserve">Cliquer sur les trois petits points « ⋯ » en haut à droite du tableau, puis sur « Exporter les données ».</w:t>
       </w:r>
     </w:p>
     <w:p>
@@ -221,7 +501,80 @@
         <w:t xml:space="preserve">ℹ  </w:t>
       </w:r>
       <w:r>
-        <w:t xml:space="preserve">À COMPLÉTER par votre service : indiquez ici précisément d’où et comment télécharger les fichiers (nom de l’outil d’export, filtre / requête à utiliser, périodicité).</w:t>
+        <w:t xml:space="preserve">Astuce : téléchargez un fichier par mode de relève (Radio, Télé, Manuelle), puis chargez-les dans les zones correspondantes de Korrect’eau. Les deux dernières lignes de chaque export (lignes de total) sont ignorées automatiquement.</w:t>
+      </w:r>
+    </w:p>
+    <w:p>
+      <w:pPr>
+        <w:pStyle w:val="Heading1"/>
+        <w:spacing w:after="140" w:before="320"/>
+      </w:pPr>
+      <w:r>
+        <w:t xml:space="preserve">4. Lancer le logiciel</w:t>
+      </w:r>
+    </w:p>
+    <w:p>
+      <w:pPr>
+        <w:pStyle w:val="ListParagraph"/>
+        <w:numPr>
+          <w:ilvl w:val="0"/>
+          <w:numId w:val="3"/>
+        </w:numPr>
+        <w:spacing w:after="80"/>
+      </w:pPr>
+      <w:r>
+        <w:t xml:space="preserve">Double-cliquez sur le fichier Korrect’eau.exe.</w:t>
+      </w:r>
+    </w:p>
+    <w:p>
+      <w:pPr>
+        <w:pStyle w:val="ListParagraph"/>
+        <w:numPr>
+          <w:ilvl w:val="0"/>
+          <w:numId w:val="3"/>
+        </w:numPr>
+        <w:spacing w:after="80"/>
+      </w:pPr>
+      <w:r>
+        <w:t xml:space="preserve">La fenêtre de l’application s’ouvre. Aucune installation n’est nécessaire.</w:t>
+      </w:r>
+    </w:p>
+    <w:p>
+      <w:pPr>
+        <w:pBdr>
+          <w:left w:val="single" w:color="198754" w:sz="24" w:space="10"/>
+        </w:pBdr>
+        <w:shd w:fill="E9F5EE" w:color="auto" w:val="clear"/>
+        <w:spacing w:after="140" w:before="80"/>
+      </w:pPr>
+      <w:r>
+        <w:rPr>
+          <w:b/>
+          <w:bCs/>
+          <w:color w:val="146C43"/>
+        </w:rPr>
+        <w:t xml:space="preserve">ℹ  </w:t>
+      </w:r>
+      <w:r>
+        <w:t xml:space="preserve">Si Windows ou l’antivirus affiche un avertissement au premier lancement (« Éditeur inconnu »), autorisez l’application : « Informations complémentaires » puis « Exécuter quand même ». C’est un faux positif classique. En cas de blocage, contactez votre administrateur.</w:t>
+      </w:r>
+    </w:p>
+    <w:p>
+      <w:pPr>
+        <w:pStyle w:val="Heading1"/>
+        <w:spacing w:after="140" w:before="320"/>
+      </w:pPr>
+      <w:r>
+        <w:t xml:space="preserve">5. Utiliser le logiciel</w:t>
+      </w:r>
+    </w:p>
+    <w:p>
+      <w:pPr>
+        <w:pStyle w:val="Heading3"/>
+        <w:spacing w:after="80" w:before="180"/>
+      </w:pPr>
+      <w:r>
+        <w:t xml:space="preserve">Étape 1 — Sélectionner vos fichiers</w:t>
       </w:r>
     </w:p>
     <w:p>
@@ -229,7 +582,7 @@
         <w:spacing w:after="120" w:line="276"/>
       </w:pPr>
       <w:r>
-        <w:t xml:space="preserve">Nommez les fichiers de façon claire, par exemple :</w:t>
+        <w:t xml:space="preserve">Deux méthodes au choix pour chaque type (Radiorelève, Télérelève, Manuelle) :</w:t>
       </w:r>
     </w:p>
     <w:p>
@@ -246,7 +599,7 @@
           <w:b w:val="false"/>
           <w:bCs w:val="false"/>
         </w:rPr>
-        <w:t xml:space="preserve">radioreleve.xlsx pour la radiorelève,</w:t>
+        <w:t xml:space="preserve">Glissez-déposez le fichier Excel dans la zone correspondante, ou</w:t>
       </w:r>
     </w:p>
     <w:p>
@@ -263,7 +616,126 @@
           <w:b w:val="false"/>
           <w:bCs w:val="false"/>
         </w:rPr>
-        <w:t xml:space="preserve">telereleve.xlsx pour la télérelève,</w:t>
+        <w:t xml:space="preserve">Cliquez sur « 📁 Sélectionner fichier » et choisissez-le.</w:t>
+      </w:r>
+    </w:p>
+    <w:p>
+      <w:pPr>
+        <w:spacing w:after="120" w:line="276"/>
+      </w:pPr>
+      <w:r>
+        <w:t xml:space="preserve">Une coche verte ✓ confirme que le fichier est valide. Remplissez au moins une des trois zones.</w:t>
+      </w:r>
+    </w:p>
+    <w:p>
+      <w:pPr>
+        <w:pStyle w:val="Heading3"/>
+        <w:spacing w:after="80" w:before="180"/>
+      </w:pPr>
+      <w:r>
+        <w:t xml:space="preserve">Étape 2 — Choisir le dossier de sortie</w:t>
+      </w:r>
+    </w:p>
+    <w:p>
+      <w:pPr>
+        <w:spacing w:after="120" w:line="276"/>
+      </w:pPr>
+      <w:r>
+        <w:t xml:space="preserve">Cliquez sur « 📂 Parcourir » et choisissez le dossier où seront enregistrés les rapports.</w:t>
+      </w:r>
+    </w:p>
+    <w:p>
+      <w:pPr>
+        <w:pStyle w:val="Heading3"/>
+        <w:spacing w:after="80" w:before="180"/>
+      </w:pPr>
+      <w:r>
+        <w:t xml:space="preserve">Étape 3 — Lancer l’analyse</w:t>
+      </w:r>
+    </w:p>
+    <w:p>
+      <w:pPr>
+        <w:pStyle w:val="ListParagraph"/>
+        <w:numPr>
+          <w:ilvl w:val="0"/>
+          <w:numId w:val="3"/>
+        </w:numPr>
+        <w:spacing w:after="80"/>
+      </w:pPr>
+      <w:r>
+        <w:t xml:space="preserve">Cliquez sur le bouton vert « 🚀 ANALYSER LES DONNÉES ».</w:t>
+      </w:r>
+    </w:p>
+    <w:p>
+      <w:pPr>
+        <w:pStyle w:val="ListParagraph"/>
+        <w:numPr>
+          <w:ilvl w:val="0"/>
+          <w:numId w:val="3"/>
+        </w:numPr>
+        <w:spacing w:after="80"/>
+      </w:pPr>
+      <w:r>
+        <w:t xml:space="preserve">Suivez la barre de progression. Ne fermez pas la fenêtre pendant l’analyse.</w:t>
+      </w:r>
+    </w:p>
+    <w:p>
+      <w:pPr>
+        <w:pStyle w:val="ListParagraph"/>
+        <w:numPr>
+          <w:ilvl w:val="0"/>
+          <w:numId w:val="3"/>
+        </w:numPr>
+        <w:spacing w:after="80"/>
+      </w:pPr>
+      <w:r>
+        <w:t xml:space="preserve">À la fin, une fenêtre propose d’ouvrir le dossier des résultats.</w:t>
+      </w:r>
+    </w:p>
+    <w:p>
+      <w:pPr>
+        <w:pBdr>
+          <w:left w:val="single" w:color="198754" w:sz="24" w:space="10"/>
+        </w:pBdr>
+        <w:shd w:fill="E9F5EE" w:color="auto" w:val="clear"/>
+        <w:spacing w:after="140" w:before="80"/>
+      </w:pPr>
+      <w:r>
+        <w:rPr>
+          <w:b/>
+          <w:bCs/>
+          <w:color w:val="146C43"/>
+        </w:rPr>
+        <w:t xml:space="preserve">ℹ  </w:t>
+      </w:r>
+      <w:r>
+        <w:t xml:space="preserve">Le bouton 🔄 (en haut à droite) remet l’application à zéro si vous voulez recommencer avec d’autres fichiers.</w:t>
+      </w:r>
+    </w:p>
+    <w:p>
+      <w:pPr>
+        <w:pStyle w:val="Heading1"/>
+        <w:spacing w:after="140" w:before="320"/>
+      </w:pPr>
+      <w:r>
+        <w:t xml:space="preserve">6. Comprendre les rapports générés</w:t>
+      </w:r>
+    </w:p>
+    <w:p>
+      <w:pPr>
+        <w:spacing w:after="120" w:line="276"/>
+      </w:pPr>
+      <w:r>
+        <w:t xml:space="preserve">Le logiciel crée automatiquement deux familles de rapports Excel dans le dossier de sortie.</w:t>
+      </w:r>
+    </w:p>
+    <w:p>
+      <w:pPr>
+        <w:pStyle w:val="Heading2"/>
+        <w:spacing w:after="100" w:before="240"/>
+      </w:pPr>
+      <w:r>
+        <w:t xml:space="preserve">Rapports par mode</w:t>
       </w:r>
     </w:p>
     <w:p>
@@ -280,7 +752,7 @@
           <w:b w:val="false"/>
           <w:bCs w:val="false"/>
         </w:rPr>
-        <w:t xml:space="preserve">manuelle.xlsx pour la saisie manuelle.</w:t>
+        <w:t xml:space="preserve">Un fichier par type analysé, par exemple Rapport_Radioreleve_2025_Janvier.xlsx.</w:t>
       </w:r>
     </w:p>
     <w:p>
@@ -288,88 +760,67 @@
         <w:spacing w:after="120" w:line="276"/>
       </w:pPr>
       <w:r>
-        <w:t xml:space="preserve">Chaque fichier doit contenir les colonnes utiles (Marque, Numéro de compteur, Numéro de tête, Diamètre, Année de fabrication, Type Compteur, Commune, Latitude / Longitude, Protocole Radio, Mode de relève, Traité…). Les deux dernières lignes de l’export (lignes de total) sont ignorées automatiquement.</w:t>
-      </w:r>
-    </w:p>
-    <w:p>
-      <w:pPr>
-        <w:pStyle w:val="Heading1"/>
-        <w:spacing w:after="140" w:before="320"/>
-      </w:pPr>
-      <w:r>
-        <w:t xml:space="preserve">3. Lancer le logiciel</w:t>
+        <w:t xml:space="preserve">Chacun contient :</w:t>
       </w:r>
     </w:p>
     <w:p>
       <w:pPr>
         <w:pStyle w:val="ListParagraph"/>
         <w:numPr>
-          <w:ilvl w:val="0"/>
-          <w:numId w:val="3"/>
+          <w:ilvl w:val="1"/>
+          <w:numId w:val="2"/>
         </w:numPr>
-        <w:spacing w:after="80"/>
-      </w:pPr>
-      <w:r>
-        <w:t xml:space="preserve">Double-cliquez sur le fichier Korrecteau.exe.</w:t>
+        <w:spacing w:after="60"/>
+      </w:pPr>
+      <w:r>
+        <w:rPr>
+          <w:b w:val="false"/>
+          <w:bCs w:val="false"/>
+        </w:rPr>
+        <w:t xml:space="preserve">un onglet « Récapitulatif » (nombre de cas par anomalie, avec liens cliquables et nombre de corrections proposées),</w:t>
       </w:r>
     </w:p>
     <w:p>
       <w:pPr>
         <w:pStyle w:val="ListParagraph"/>
         <w:numPr>
-          <w:ilvl w:val="0"/>
-          <w:numId w:val="3"/>
+          <w:ilvl w:val="1"/>
+          <w:numId w:val="2"/>
         </w:numPr>
-        <w:spacing w:after="80"/>
-      </w:pPr>
-      <w:r>
-        <w:t xml:space="preserve">La fenêtre de l’application s’ouvre. Aucune installation n’est nécessaire.</w:t>
-      </w:r>
-    </w:p>
-    <w:p>
-      <w:pPr>
-        <w:pBdr>
-          <w:left w:val="single" w:color="198754" w:sz="24" w:space="10"/>
-        </w:pBdr>
-        <w:shd w:fill="E9F5EE" w:color="auto" w:val="clear"/>
-        <w:spacing w:after="140" w:before="80"/>
+        <w:spacing w:after="60"/>
       </w:pPr>
       <w:r>
         <w:rPr>
-          <w:b/>
-          <w:bCs/>
-          <w:color w:val="146C43"/>
+          <w:b w:val="false"/>
+          <w:bCs w:val="false"/>
         </w:rPr>
-        <w:t xml:space="preserve">ℹ  </w:t>
-      </w:r>
-      <w:r>
-        <w:t xml:space="preserve">Si Windows ou l’antivirus affiche un avertissement au premier lancement, autorisez l’application (elle est interne et sans danger). En cas de blocage, contactez votre administrateur.</w:t>
-      </w:r>
-    </w:p>
-    <w:p>
-      <w:pPr>
-        <w:pStyle w:val="Heading1"/>
-        <w:spacing w:after="140" w:before="320"/>
-      </w:pPr>
-      <w:r>
-        <w:t xml:space="preserve">4. Utiliser le logiciel</w:t>
-      </w:r>
-    </w:p>
-    <w:p>
-      <w:pPr>
-        <w:pStyle w:val="Heading3"/>
-        <w:spacing w:after="80" w:before="180"/>
-      </w:pPr>
-      <w:r>
-        <w:t xml:space="preserve">Étape 1 — Sélectionner vos fichiers</w:t>
-      </w:r>
-    </w:p>
-    <w:p>
-      <w:pPr>
-        <w:spacing w:after="120" w:line="276"/>
-      </w:pPr>
-      <w:r>
-        <w:t xml:space="preserve">Deux méthodes au choix pour chaque type (Radiorelève, Télérelève, Manuelle) :</w:t>
+        <w:t xml:space="preserve">un onglet « Toutes_Anomalies » (toutes les lignes concernées),</w:t>
+      </w:r>
+    </w:p>
+    <w:p>
+      <w:pPr>
+        <w:pStyle w:val="ListParagraph"/>
+        <w:numPr>
+          <w:ilvl w:val="1"/>
+          <w:numId w:val="2"/>
+        </w:numPr>
+        <w:spacing w:after="60"/>
+      </w:pPr>
+      <w:r>
+        <w:rPr>
+          <w:b w:val="false"/>
+          <w:bCs w:val="false"/>
+        </w:rPr>
+        <w:t xml:space="preserve">un onglet par type d’anomalie, avec les cellules fautives surlignées en rouge.</w:t>
+      </w:r>
+    </w:p>
+    <w:p>
+      <w:pPr>
+        <w:pStyle w:val="Heading2"/>
+        <w:spacing w:after="100" w:before="240"/>
+      </w:pPr>
+      <w:r>
+        <w:t xml:space="preserve">Rapports par Traité</w:t>
       </w:r>
     </w:p>
     <w:p>
@@ -386,24 +837,7 @@
           <w:b w:val="false"/>
           <w:bCs w:val="false"/>
         </w:rPr>
-        <w:t xml:space="preserve">Glissez-déposez le fichier Excel dans la zone correspondante, ou</w:t>
-      </w:r>
-    </w:p>
-    <w:p>
-      <w:pPr>
-        <w:pStyle w:val="ListParagraph"/>
-        <w:numPr>
-          <w:ilvl w:val="0"/>
-          <w:numId w:val="2"/>
-        </w:numPr>
-        <w:spacing w:after="60"/>
-      </w:pPr>
-      <w:r>
-        <w:rPr>
-          <w:b w:val="false"/>
-          <w:bCs w:val="false"/>
-        </w:rPr>
-        <w:t xml:space="preserve">Cliquez sur « 📁 Sélectionner fichier » et choisissez-le.</w:t>
+        <w:t xml:space="preserve">Dans un sous-dossier « Traites/ », un fichier par secteur, regroupé sur les 3 premiers chiffres du champ « Traité » (ex. Anomalies_Traite_965_2025_Janvier.xlsx).</w:t>
       </w:r>
     </w:p>
     <w:p>
@@ -411,92 +845,7 @@
         <w:spacing w:after="120" w:line="276"/>
       </w:pPr>
       <w:r>
-        <w:t xml:space="preserve">Une coche verte ✓ confirme que le fichier est valide. Remplissez au moins une des trois zones.</w:t>
-      </w:r>
-    </w:p>
-    <w:p>
-      <w:pPr>
-        <w:pStyle w:val="Heading3"/>
-        <w:spacing w:after="80" w:before="180"/>
-      </w:pPr>
-      <w:r>
-        <w:t xml:space="preserve">Étape 2 — Choisir le dossier de sortie</w:t>
-      </w:r>
-    </w:p>
-    <w:p>
-      <w:pPr>
-        <w:spacing w:after="120" w:line="276"/>
-      </w:pPr>
-      <w:r>
-        <w:t xml:space="preserve">Cliquez sur « 📂 Parcourir » et choisissez le dossier où seront enregistrés les rapports.</w:t>
-      </w:r>
-    </w:p>
-    <w:p>
-      <w:pPr>
-        <w:pStyle w:val="Heading3"/>
-        <w:spacing w:after="80" w:before="180"/>
-      </w:pPr>
-      <w:r>
-        <w:t xml:space="preserve">Étape 3 — Lancer l’analyse</w:t>
-      </w:r>
-    </w:p>
-    <w:p>
-      <w:pPr>
-        <w:pStyle w:val="ListParagraph"/>
-        <w:numPr>
-          <w:ilvl w:val="0"/>
-          <w:numId w:val="3"/>
-        </w:numPr>
-        <w:spacing w:after="80"/>
-      </w:pPr>
-      <w:r>
-        <w:t xml:space="preserve">Cliquez sur le bouton vert « 🚀 ANALYSER LES DONNÉES ».</w:t>
-      </w:r>
-    </w:p>
-    <w:p>
-      <w:pPr>
-        <w:pStyle w:val="ListParagraph"/>
-        <w:numPr>
-          <w:ilvl w:val="0"/>
-          <w:numId w:val="3"/>
-        </w:numPr>
-        <w:spacing w:after="80"/>
-      </w:pPr>
-      <w:r>
-        <w:t xml:space="preserve">Suivez la barre de progression. Ne fermez pas la fenêtre pendant l’analyse.</w:t>
-      </w:r>
-    </w:p>
-    <w:p>
-      <w:pPr>
-        <w:pStyle w:val="ListParagraph"/>
-        <w:numPr>
-          <w:ilvl w:val="0"/>
-          <w:numId w:val="3"/>
-        </w:numPr>
-        <w:spacing w:after="80"/>
-      </w:pPr>
-      <w:r>
-        <w:t xml:space="preserve">À la fin, une fenêtre propose d’ouvrir le dossier des résultats.</w:t>
-      </w:r>
-    </w:p>
-    <w:p>
-      <w:pPr>
-        <w:pBdr>
-          <w:left w:val="single" w:color="198754" w:sz="24" w:space="10"/>
-        </w:pBdr>
-        <w:shd w:fill="E9F5EE" w:color="auto" w:val="clear"/>
-        <w:spacing w:after="140" w:before="80"/>
-      </w:pPr>
-      <w:r>
-        <w:rPr>
-          <w:b/>
-          <w:bCs/>
-          <w:color w:val="146C43"/>
-        </w:rPr>
-        <w:t xml:space="preserve">ℹ  </w:t>
-      </w:r>
-      <w:r>
-        <w:t xml:space="preserve">Le bouton 🔄 (en haut à droite) remet l’application à zéro si vous voulez recommencer avec d’autres fichiers.</w:t>
+        <w:t xml:space="preserve">Même structure : récapitulatif, toutes les anomalies, puis un onglet par type.</w:t>
       </w:r>
     </w:p>
     <w:p>
@@ -505,143 +854,7 @@
         <w:spacing w:after="140" w:before="320"/>
       </w:pPr>
       <w:r>
-        <w:t xml:space="preserve">5. Comprendre les rapports générés</w:t>
-      </w:r>
-    </w:p>
-    <w:p>
-      <w:pPr>
-        <w:spacing w:after="120" w:line="276"/>
-      </w:pPr>
-      <w:r>
-        <w:t xml:space="preserve">Le logiciel crée automatiquement deux familles de rapports Excel dans le dossier de sortie.</w:t>
-      </w:r>
-    </w:p>
-    <w:p>
-      <w:pPr>
-        <w:pStyle w:val="Heading2"/>
-        <w:spacing w:after="100" w:before="240"/>
-      </w:pPr>
-      <w:r>
-        <w:t xml:space="preserve">Rapports par mode</w:t>
-      </w:r>
-    </w:p>
-    <w:p>
-      <w:pPr>
-        <w:pStyle w:val="ListParagraph"/>
-        <w:numPr>
-          <w:ilvl w:val="0"/>
-          <w:numId w:val="2"/>
-        </w:numPr>
-        <w:spacing w:after="60"/>
-      </w:pPr>
-      <w:r>
-        <w:rPr>
-          <w:b w:val="false"/>
-          <w:bCs w:val="false"/>
-        </w:rPr>
-        <w:t xml:space="preserve">Un fichier par type analysé, par exemple Rapport_Radioreleve_2025_Janvier.xlsx.</w:t>
-      </w:r>
-    </w:p>
-    <w:p>
-      <w:pPr>
-        <w:spacing w:after="120" w:line="276"/>
-      </w:pPr>
-      <w:r>
-        <w:t xml:space="preserve">Chacun contient :</w:t>
-      </w:r>
-    </w:p>
-    <w:p>
-      <w:pPr>
-        <w:pStyle w:val="ListParagraph"/>
-        <w:numPr>
-          <w:ilvl w:val="1"/>
-          <w:numId w:val="2"/>
-        </w:numPr>
-        <w:spacing w:after="60"/>
-      </w:pPr>
-      <w:r>
-        <w:rPr>
-          <w:b w:val="false"/>
-          <w:bCs w:val="false"/>
-        </w:rPr>
-        <w:t xml:space="preserve">un onglet « Récapitulatif » (nombre de cas par anomalie, avec liens cliquables et nombre de corrections proposées),</w:t>
-      </w:r>
-    </w:p>
-    <w:p>
-      <w:pPr>
-        <w:pStyle w:val="ListParagraph"/>
-        <w:numPr>
-          <w:ilvl w:val="1"/>
-          <w:numId w:val="2"/>
-        </w:numPr>
-        <w:spacing w:after="60"/>
-      </w:pPr>
-      <w:r>
-        <w:rPr>
-          <w:b w:val="false"/>
-          <w:bCs w:val="false"/>
-        </w:rPr>
-        <w:t xml:space="preserve">un onglet « Toutes_Anomalies » (toutes les lignes concernées),</w:t>
-      </w:r>
-    </w:p>
-    <w:p>
-      <w:pPr>
-        <w:pStyle w:val="ListParagraph"/>
-        <w:numPr>
-          <w:ilvl w:val="1"/>
-          <w:numId w:val="2"/>
-        </w:numPr>
-        <w:spacing w:after="60"/>
-      </w:pPr>
-      <w:r>
-        <w:rPr>
-          <w:b w:val="false"/>
-          <w:bCs w:val="false"/>
-        </w:rPr>
-        <w:t xml:space="preserve">un onglet par type d’anomalie, avec les cellules fautives surlignées en rouge.</w:t>
-      </w:r>
-    </w:p>
-    <w:p>
-      <w:pPr>
-        <w:pStyle w:val="Heading2"/>
-        <w:spacing w:after="100" w:before="240"/>
-      </w:pPr>
-      <w:r>
-        <w:t xml:space="preserve">Rapports par Traité</w:t>
-      </w:r>
-    </w:p>
-    <w:p>
-      <w:pPr>
-        <w:pStyle w:val="ListParagraph"/>
-        <w:numPr>
-          <w:ilvl w:val="0"/>
-          <w:numId w:val="2"/>
-        </w:numPr>
-        <w:spacing w:after="60"/>
-      </w:pPr>
-      <w:r>
-        <w:rPr>
-          <w:b w:val="false"/>
-          <w:bCs w:val="false"/>
-        </w:rPr>
-        <w:t xml:space="preserve">Dans un sous-dossier « Traites/ », un fichier par secteur, regroupé sur les 3 premiers chiffres du champ « Traité » (ex. Anomalies_Traite_965_2025_Janvier.xlsx).</w:t>
-      </w:r>
-    </w:p>
-    <w:p>
-      <w:pPr>
-        <w:spacing w:after="120" w:line="276"/>
-      </w:pPr>
-      <w:r>
-        <w:t xml:space="preserve">Même structure : récapitulatif, toutes les anomalies, puis un onglet par type.</w:t>
-      </w:r>
-    </w:p>
-    <w:p>
-      <w:pPr>
-        <w:pStyle w:val="Heading1"/>
-        <w:spacing w:after="140" w:before="320"/>
-      </w:pPr>
-      <w:r>
-        <w:t xml:space="preserve">6. Les contrôles effectués</w:t>
+        <w:t xml:space="preserve">7. Les contrôles effectués</w:t>
       </w:r>
     </w:p>
     <w:p>
@@ -1249,11 +1462,898 @@
     </w:p>
     <w:p>
       <w:pPr>
+        <w:pStyle w:val="Heading3"/>
+        <w:spacing w:after="80" w:before="180"/>
+      </w:pPr>
+      <w:r>
+        <w:t xml:space="preserve">Correspondance lettre FP2E → diamètre</w:t>
+      </w:r>
+    </w:p>
+    <w:p>
+      <w:pPr>
+        <w:spacing w:after="120" w:line="276"/>
+      </w:pPr>
+      <w:r>
+        <w:t xml:space="preserve">Sur un numéro FP2E, la lettre en 5ᵉ position indique le diamètre attendu. Quand une lettre accepte plusieurs diamètres, le premier sert de correction proposée (pour G : 65).</w:t>
+      </w:r>
+    </w:p>
+    <w:tbl>
+      <w:tblPr>
+        <w:tblW w:type="dxa" w:w="9200"/>
+        <w:tblBorders>
+          <w:top w:val="single" w:color="CED4DA" w:sz="4"/>
+          <w:left w:val="single" w:color="CED4DA" w:sz="4"/>
+          <w:bottom w:val="single" w:color="CED4DA" w:sz="4"/>
+          <w:right w:val="single" w:color="CED4DA" w:sz="4"/>
+          <w:insideH w:val="single" w:color="DEE2E6" w:sz="4"/>
+          <w:insideV w:val="single" w:color="DEE2E6" w:sz="4"/>
+        </w:tblBorders>
+      </w:tblPr>
+      <w:tblGrid>
+        <w:gridCol w:w="3000"/>
+        <w:gridCol w:w="6200"/>
+      </w:tblGrid>
+      <w:tr>
+        <w:trPr>
+          <w:tblHeader/>
+        </w:trPr>
+        <w:tc>
+          <w:tcPr>
+            <w:tcW w:type="dxa" w:w="3000"/>
+            <w:shd w:fill="198754" w:color="auto" w:val="clear"/>
+            <w:tcMar>
+              <w:top w:type="dxa" w:w="60"/>
+              <w:left w:type="dxa" w:w="100"/>
+              <w:bottom w:type="dxa" w:w="60"/>
+              <w:right w:type="dxa" w:w="100"/>
+            </w:tcMar>
+          </w:tcPr>
+          <w:p>
+            <w:r>
+              <w:rPr>
+                <w:b/>
+                <w:bCs/>
+                <w:color w:val="FFFFFF"/>
+                <w:sz w:val="19"/>
+                <w:szCs w:val="19"/>
+              </w:rPr>
+              <w:t xml:space="preserve">Lettre</w:t>
+            </w:r>
+          </w:p>
+        </w:tc>
+        <w:tc>
+          <w:tcPr>
+            <w:tcW w:type="dxa" w:w="6200"/>
+            <w:shd w:fill="198754" w:color="auto" w:val="clear"/>
+            <w:tcMar>
+              <w:top w:type="dxa" w:w="60"/>
+              <w:left w:type="dxa" w:w="100"/>
+              <w:bottom w:type="dxa" w:w="60"/>
+              <w:right w:type="dxa" w:w="100"/>
+            </w:tcMar>
+          </w:tcPr>
+          <w:p>
+            <w:r>
+              <w:rPr>
+                <w:b/>
+                <w:bCs/>
+                <w:color w:val="FFFFFF"/>
+                <w:sz w:val="19"/>
+                <w:szCs w:val="19"/>
+              </w:rPr>
+              <w:t xml:space="preserve">Diamètre (mm)</w:t>
+            </w:r>
+          </w:p>
+        </w:tc>
+      </w:tr>
+      <w:tr>
+        <w:tc>
+          <w:tcPr>
+            <w:tcW w:type="dxa" w:w="3000"/>
+            <w:shd w:fill="FFFFFF" w:color="auto" w:val="clear"/>
+            <w:tcMar>
+              <w:top w:type="dxa" w:w="60"/>
+              <w:left w:type="dxa" w:w="100"/>
+              <w:bottom w:type="dxa" w:w="60"/>
+              <w:right w:type="dxa" w:w="100"/>
+            </w:tcMar>
+          </w:tcPr>
+          <w:p>
+            <w:r>
+              <w:rPr>
+                <w:b w:val="false"/>
+                <w:bCs w:val="false"/>
+                <w:color w:val="212529"/>
+                <w:sz w:val="19"/>
+                <w:szCs w:val="19"/>
+              </w:rPr>
+              <w:t xml:space="preserve">A / U</w:t>
+            </w:r>
+          </w:p>
+        </w:tc>
+        <w:tc>
+          <w:tcPr>
+            <w:tcW w:type="dxa" w:w="6200"/>
+            <w:shd w:fill="FFFFFF" w:color="auto" w:val="clear"/>
+            <w:tcMar>
+              <w:top w:type="dxa" w:w="60"/>
+              <w:left w:type="dxa" w:w="100"/>
+              <w:bottom w:type="dxa" w:w="60"/>
+              <w:right w:type="dxa" w:w="100"/>
+            </w:tcMar>
+          </w:tcPr>
+          <w:p>
+            <w:r>
+              <w:rPr>
+                <w:b w:val="false"/>
+                <w:bCs w:val="false"/>
+                <w:color w:val="212529"/>
+                <w:sz w:val="19"/>
+                <w:szCs w:val="19"/>
+              </w:rPr>
+              <w:t xml:space="preserve">15</w:t>
+            </w:r>
+          </w:p>
+        </w:tc>
+      </w:tr>
+      <w:tr>
+        <w:tc>
+          <w:tcPr>
+            <w:tcW w:type="dxa" w:w="3000"/>
+            <w:shd w:fill="FFFFFF" w:color="auto" w:val="clear"/>
+            <w:tcMar>
+              <w:top w:type="dxa" w:w="60"/>
+              <w:left w:type="dxa" w:w="100"/>
+              <w:bottom w:type="dxa" w:w="60"/>
+              <w:right w:type="dxa" w:w="100"/>
+            </w:tcMar>
+          </w:tcPr>
+          <w:p>
+            <w:r>
+              <w:rPr>
+                <w:b w:val="false"/>
+                <w:bCs w:val="false"/>
+                <w:color w:val="212529"/>
+                <w:sz w:val="19"/>
+                <w:szCs w:val="19"/>
+              </w:rPr>
+              <w:t xml:space="preserve">B</w:t>
+            </w:r>
+          </w:p>
+        </w:tc>
+        <w:tc>
+          <w:tcPr>
+            <w:tcW w:type="dxa" w:w="6200"/>
+            <w:shd w:fill="FFFFFF" w:color="auto" w:val="clear"/>
+            <w:tcMar>
+              <w:top w:type="dxa" w:w="60"/>
+              <w:left w:type="dxa" w:w="100"/>
+              <w:bottom w:type="dxa" w:w="60"/>
+              <w:right w:type="dxa" w:w="100"/>
+            </w:tcMar>
+          </w:tcPr>
+          <w:p>
+            <w:r>
+              <w:rPr>
+                <w:b w:val="false"/>
+                <w:bCs w:val="false"/>
+                <w:color w:val="212529"/>
+                <w:sz w:val="19"/>
+                <w:szCs w:val="19"/>
+              </w:rPr>
+              <w:t xml:space="preserve">20</w:t>
+            </w:r>
+          </w:p>
+        </w:tc>
+      </w:tr>
+      <w:tr>
+        <w:tc>
+          <w:tcPr>
+            <w:tcW w:type="dxa" w:w="3000"/>
+            <w:shd w:fill="FFFFFF" w:color="auto" w:val="clear"/>
+            <w:tcMar>
+              <w:top w:type="dxa" w:w="60"/>
+              <w:left w:type="dxa" w:w="100"/>
+              <w:bottom w:type="dxa" w:w="60"/>
+              <w:right w:type="dxa" w:w="100"/>
+            </w:tcMar>
+          </w:tcPr>
+          <w:p>
+            <w:r>
+              <w:rPr>
+                <w:b w:val="false"/>
+                <w:bCs w:val="false"/>
+                <w:color w:val="212529"/>
+                <w:sz w:val="19"/>
+                <w:szCs w:val="19"/>
+              </w:rPr>
+              <w:t xml:space="preserve">C</w:t>
+            </w:r>
+          </w:p>
+        </w:tc>
+        <w:tc>
+          <w:tcPr>
+            <w:tcW w:type="dxa" w:w="6200"/>
+            <w:shd w:fill="FFFFFF" w:color="auto" w:val="clear"/>
+            <w:tcMar>
+              <w:top w:type="dxa" w:w="60"/>
+              <w:left w:type="dxa" w:w="100"/>
+              <w:bottom w:type="dxa" w:w="60"/>
+              <w:right w:type="dxa" w:w="100"/>
+            </w:tcMar>
+          </w:tcPr>
+          <w:p>
+            <w:r>
+              <w:rPr>
+                <w:b w:val="false"/>
+                <w:bCs w:val="false"/>
+                <w:color w:val="212529"/>
+                <w:sz w:val="19"/>
+                <w:szCs w:val="19"/>
+              </w:rPr>
+              <w:t xml:space="preserve">25</w:t>
+            </w:r>
+          </w:p>
+        </w:tc>
+      </w:tr>
+      <w:tr>
+        <w:tc>
+          <w:tcPr>
+            <w:tcW w:type="dxa" w:w="3000"/>
+            <w:shd w:fill="FFFFFF" w:color="auto" w:val="clear"/>
+            <w:tcMar>
+              <w:top w:type="dxa" w:w="60"/>
+              <w:left w:type="dxa" w:w="100"/>
+              <w:bottom w:type="dxa" w:w="60"/>
+              <w:right w:type="dxa" w:w="100"/>
+            </w:tcMar>
+          </w:tcPr>
+          <w:p>
+            <w:r>
+              <w:rPr>
+                <w:b w:val="false"/>
+                <w:bCs w:val="false"/>
+                <w:color w:val="212529"/>
+                <w:sz w:val="19"/>
+                <w:szCs w:val="19"/>
+              </w:rPr>
+              <w:t xml:space="preserve">D</w:t>
+            </w:r>
+          </w:p>
+        </w:tc>
+        <w:tc>
+          <w:tcPr>
+            <w:tcW w:type="dxa" w:w="6200"/>
+            <w:shd w:fill="FFFFFF" w:color="auto" w:val="clear"/>
+            <w:tcMar>
+              <w:top w:type="dxa" w:w="60"/>
+              <w:left w:type="dxa" w:w="100"/>
+              <w:bottom w:type="dxa" w:w="60"/>
+              <w:right w:type="dxa" w:w="100"/>
+            </w:tcMar>
+          </w:tcPr>
+          <w:p>
+            <w:r>
+              <w:rPr>
+                <w:b w:val="false"/>
+                <w:bCs w:val="false"/>
+                <w:color w:val="212529"/>
+                <w:sz w:val="19"/>
+                <w:szCs w:val="19"/>
+              </w:rPr>
+              <w:t xml:space="preserve">30</w:t>
+            </w:r>
+          </w:p>
+        </w:tc>
+      </w:tr>
+      <w:tr>
+        <w:tc>
+          <w:tcPr>
+            <w:tcW w:type="dxa" w:w="3000"/>
+            <w:shd w:fill="FFFFFF" w:color="auto" w:val="clear"/>
+            <w:tcMar>
+              <w:top w:type="dxa" w:w="60"/>
+              <w:left w:type="dxa" w:w="100"/>
+              <w:bottom w:type="dxa" w:w="60"/>
+              <w:right w:type="dxa" w:w="100"/>
+            </w:tcMar>
+          </w:tcPr>
+          <w:p>
+            <w:r>
+              <w:rPr>
+                <w:b w:val="false"/>
+                <w:bCs w:val="false"/>
+                <w:color w:val="212529"/>
+                <w:sz w:val="19"/>
+                <w:szCs w:val="19"/>
+              </w:rPr>
+              <w:t xml:space="preserve">E</w:t>
+            </w:r>
+          </w:p>
+        </w:tc>
+        <w:tc>
+          <w:tcPr>
+            <w:tcW w:type="dxa" w:w="6200"/>
+            <w:shd w:fill="FFFFFF" w:color="auto" w:val="clear"/>
+            <w:tcMar>
+              <w:top w:type="dxa" w:w="60"/>
+              <w:left w:type="dxa" w:w="100"/>
+              <w:bottom w:type="dxa" w:w="60"/>
+              <w:right w:type="dxa" w:w="100"/>
+            </w:tcMar>
+          </w:tcPr>
+          <w:p>
+            <w:r>
+              <w:rPr>
+                <w:b w:val="false"/>
+                <w:bCs w:val="false"/>
+                <w:color w:val="212529"/>
+                <w:sz w:val="19"/>
+                <w:szCs w:val="19"/>
+              </w:rPr>
+              <w:t xml:space="preserve">40</w:t>
+            </w:r>
+          </w:p>
+        </w:tc>
+      </w:tr>
+      <w:tr>
+        <w:tc>
+          <w:tcPr>
+            <w:tcW w:type="dxa" w:w="3000"/>
+            <w:shd w:fill="FFFFFF" w:color="auto" w:val="clear"/>
+            <w:tcMar>
+              <w:top w:type="dxa" w:w="60"/>
+              <w:left w:type="dxa" w:w="100"/>
+              <w:bottom w:type="dxa" w:w="60"/>
+              <w:right w:type="dxa" w:w="100"/>
+            </w:tcMar>
+          </w:tcPr>
+          <w:p>
+            <w:r>
+              <w:rPr>
+                <w:b w:val="false"/>
+                <w:bCs w:val="false"/>
+                <w:color w:val="212529"/>
+                <w:sz w:val="19"/>
+                <w:szCs w:val="19"/>
+              </w:rPr>
+              <w:t xml:space="preserve">F</w:t>
+            </w:r>
+          </w:p>
+        </w:tc>
+        <w:tc>
+          <w:tcPr>
+            <w:tcW w:type="dxa" w:w="6200"/>
+            <w:shd w:fill="FFFFFF" w:color="auto" w:val="clear"/>
+            <w:tcMar>
+              <w:top w:type="dxa" w:w="60"/>
+              <w:left w:type="dxa" w:w="100"/>
+              <w:bottom w:type="dxa" w:w="60"/>
+              <w:right w:type="dxa" w:w="100"/>
+            </w:tcMar>
+          </w:tcPr>
+          <w:p>
+            <w:r>
+              <w:rPr>
+                <w:b w:val="false"/>
+                <w:bCs w:val="false"/>
+                <w:color w:val="212529"/>
+                <w:sz w:val="19"/>
+                <w:szCs w:val="19"/>
+              </w:rPr>
+              <w:t xml:space="preserve">50</w:t>
+            </w:r>
+          </w:p>
+        </w:tc>
+      </w:tr>
+      <w:tr>
+        <w:tc>
+          <w:tcPr>
+            <w:tcW w:type="dxa" w:w="3000"/>
+            <w:shd w:fill="FFFFFF" w:color="auto" w:val="clear"/>
+            <w:tcMar>
+              <w:top w:type="dxa" w:w="60"/>
+              <w:left w:type="dxa" w:w="100"/>
+              <w:bottom w:type="dxa" w:w="60"/>
+              <w:right w:type="dxa" w:w="100"/>
+            </w:tcMar>
+          </w:tcPr>
+          <w:p>
+            <w:r>
+              <w:rPr>
+                <w:b w:val="false"/>
+                <w:bCs w:val="false"/>
+                <w:color w:val="212529"/>
+                <w:sz w:val="19"/>
+                <w:szCs w:val="19"/>
+              </w:rPr>
+              <w:t xml:space="preserve">G</w:t>
+            </w:r>
+          </w:p>
+        </w:tc>
+        <w:tc>
+          <w:tcPr>
+            <w:tcW w:type="dxa" w:w="6200"/>
+            <w:shd w:fill="FFFFFF" w:color="auto" w:val="clear"/>
+            <w:tcMar>
+              <w:top w:type="dxa" w:w="60"/>
+              <w:left w:type="dxa" w:w="100"/>
+              <w:bottom w:type="dxa" w:w="60"/>
+              <w:right w:type="dxa" w:w="100"/>
+            </w:tcMar>
+          </w:tcPr>
+          <w:p>
+            <w:r>
+              <w:rPr>
+                <w:b w:val="false"/>
+                <w:bCs w:val="false"/>
+                <w:color w:val="212529"/>
+                <w:sz w:val="19"/>
+                <w:szCs w:val="19"/>
+              </w:rPr>
+              <w:t xml:space="preserve">60 ou 65 (correction proposée : 65)</w:t>
+            </w:r>
+          </w:p>
+        </w:tc>
+      </w:tr>
+      <w:tr>
+        <w:tc>
+          <w:tcPr>
+            <w:tcW w:type="dxa" w:w="3000"/>
+            <w:shd w:fill="FFFFFF" w:color="auto" w:val="clear"/>
+            <w:tcMar>
+              <w:top w:type="dxa" w:w="60"/>
+              <w:left w:type="dxa" w:w="100"/>
+              <w:bottom w:type="dxa" w:w="60"/>
+              <w:right w:type="dxa" w:w="100"/>
+            </w:tcMar>
+          </w:tcPr>
+          <w:p>
+            <w:r>
+              <w:rPr>
+                <w:b w:val="false"/>
+                <w:bCs w:val="false"/>
+                <w:color w:val="212529"/>
+                <w:sz w:val="19"/>
+                <w:szCs w:val="19"/>
+              </w:rPr>
+              <w:t xml:space="preserve">H</w:t>
+            </w:r>
+          </w:p>
+        </w:tc>
+        <w:tc>
+          <w:tcPr>
+            <w:tcW w:type="dxa" w:w="6200"/>
+            <w:shd w:fill="FFFFFF" w:color="auto" w:val="clear"/>
+            <w:tcMar>
+              <w:top w:type="dxa" w:w="60"/>
+              <w:left w:type="dxa" w:w="100"/>
+              <w:bottom w:type="dxa" w:w="60"/>
+              <w:right w:type="dxa" w:w="100"/>
+            </w:tcMar>
+          </w:tcPr>
+          <w:p>
+            <w:r>
+              <w:rPr>
+                <w:b w:val="false"/>
+                <w:bCs w:val="false"/>
+                <w:color w:val="212529"/>
+                <w:sz w:val="19"/>
+                <w:szCs w:val="19"/>
+              </w:rPr>
+              <w:t xml:space="preserve">80</w:t>
+            </w:r>
+          </w:p>
+        </w:tc>
+      </w:tr>
+      <w:tr>
+        <w:tc>
+          <w:tcPr>
+            <w:tcW w:type="dxa" w:w="3000"/>
+            <w:shd w:fill="FFFFFF" w:color="auto" w:val="clear"/>
+            <w:tcMar>
+              <w:top w:type="dxa" w:w="60"/>
+              <w:left w:type="dxa" w:w="100"/>
+              <w:bottom w:type="dxa" w:w="60"/>
+              <w:right w:type="dxa" w:w="100"/>
+            </w:tcMar>
+          </w:tcPr>
+          <w:p>
+            <w:r>
+              <w:rPr>
+                <w:b w:val="false"/>
+                <w:bCs w:val="false"/>
+                <w:color w:val="212529"/>
+                <w:sz w:val="19"/>
+                <w:szCs w:val="19"/>
+              </w:rPr>
+              <w:t xml:space="preserve">I</w:t>
+            </w:r>
+          </w:p>
+        </w:tc>
+        <w:tc>
+          <w:tcPr>
+            <w:tcW w:type="dxa" w:w="6200"/>
+            <w:shd w:fill="FFFFFF" w:color="auto" w:val="clear"/>
+            <w:tcMar>
+              <w:top w:type="dxa" w:w="60"/>
+              <w:left w:type="dxa" w:w="100"/>
+              <w:bottom w:type="dxa" w:w="60"/>
+              <w:right w:type="dxa" w:w="100"/>
+            </w:tcMar>
+          </w:tcPr>
+          <w:p>
+            <w:r>
+              <w:rPr>
+                <w:b w:val="false"/>
+                <w:bCs w:val="false"/>
+                <w:color w:val="212529"/>
+                <w:sz w:val="19"/>
+                <w:szCs w:val="19"/>
+              </w:rPr>
+              <w:t xml:space="preserve">100</w:t>
+            </w:r>
+          </w:p>
+        </w:tc>
+      </w:tr>
+      <w:tr>
+        <w:tc>
+          <w:tcPr>
+            <w:tcW w:type="dxa" w:w="3000"/>
+            <w:shd w:fill="FFFFFF" w:color="auto" w:val="clear"/>
+            <w:tcMar>
+              <w:top w:type="dxa" w:w="60"/>
+              <w:left w:type="dxa" w:w="100"/>
+              <w:bottom w:type="dxa" w:w="60"/>
+              <w:right w:type="dxa" w:w="100"/>
+            </w:tcMar>
+          </w:tcPr>
+          <w:p>
+            <w:r>
+              <w:rPr>
+                <w:b w:val="false"/>
+                <w:bCs w:val="false"/>
+                <w:color w:val="212529"/>
+                <w:sz w:val="19"/>
+                <w:szCs w:val="19"/>
+              </w:rPr>
+              <w:t xml:space="preserve">J</w:t>
+            </w:r>
+          </w:p>
+        </w:tc>
+        <w:tc>
+          <w:tcPr>
+            <w:tcW w:type="dxa" w:w="6200"/>
+            <w:shd w:fill="FFFFFF" w:color="auto" w:val="clear"/>
+            <w:tcMar>
+              <w:top w:type="dxa" w:w="60"/>
+              <w:left w:type="dxa" w:w="100"/>
+              <w:bottom w:type="dxa" w:w="60"/>
+              <w:right w:type="dxa" w:w="100"/>
+            </w:tcMar>
+          </w:tcPr>
+          <w:p>
+            <w:r>
+              <w:rPr>
+                <w:b w:val="false"/>
+                <w:bCs w:val="false"/>
+                <w:color w:val="212529"/>
+                <w:sz w:val="19"/>
+                <w:szCs w:val="19"/>
+              </w:rPr>
+              <w:t xml:space="preserve">125</w:t>
+            </w:r>
+          </w:p>
+        </w:tc>
+      </w:tr>
+      <w:tr>
+        <w:tc>
+          <w:tcPr>
+            <w:tcW w:type="dxa" w:w="3000"/>
+            <w:shd w:fill="FFFFFF" w:color="auto" w:val="clear"/>
+            <w:tcMar>
+              <w:top w:type="dxa" w:w="60"/>
+              <w:left w:type="dxa" w:w="100"/>
+              <w:bottom w:type="dxa" w:w="60"/>
+              <w:right w:type="dxa" w:w="100"/>
+            </w:tcMar>
+          </w:tcPr>
+          <w:p>
+            <w:r>
+              <w:rPr>
+                <w:b w:val="false"/>
+                <w:bCs w:val="false"/>
+                <w:color w:val="212529"/>
+                <w:sz w:val="19"/>
+                <w:szCs w:val="19"/>
+              </w:rPr>
+              <w:t xml:space="preserve">K</w:t>
+            </w:r>
+          </w:p>
+        </w:tc>
+        <w:tc>
+          <w:tcPr>
+            <w:tcW w:type="dxa" w:w="6200"/>
+            <w:shd w:fill="FFFFFF" w:color="auto" w:val="clear"/>
+            <w:tcMar>
+              <w:top w:type="dxa" w:w="60"/>
+              <w:left w:type="dxa" w:w="100"/>
+              <w:bottom w:type="dxa" w:w="60"/>
+              <w:right w:type="dxa" w:w="100"/>
+            </w:tcMar>
+          </w:tcPr>
+          <w:p>
+            <w:r>
+              <w:rPr>
+                <w:b w:val="false"/>
+                <w:bCs w:val="false"/>
+                <w:color w:val="212529"/>
+                <w:sz w:val="19"/>
+                <w:szCs w:val="19"/>
+              </w:rPr>
+              <w:t xml:space="preserve">150</w:t>
+            </w:r>
+          </w:p>
+        </w:tc>
+      </w:tr>
+      <w:tr>
+        <w:tc>
+          <w:tcPr>
+            <w:tcW w:type="dxa" w:w="3000"/>
+            <w:shd w:fill="FFFFFF" w:color="auto" w:val="clear"/>
+            <w:tcMar>
+              <w:top w:type="dxa" w:w="60"/>
+              <w:left w:type="dxa" w:w="100"/>
+              <w:bottom w:type="dxa" w:w="60"/>
+              <w:right w:type="dxa" w:w="100"/>
+            </w:tcMar>
+          </w:tcPr>
+          <w:p>
+            <w:r>
+              <w:rPr>
+                <w:b w:val="false"/>
+                <w:bCs w:val="false"/>
+                <w:color w:val="212529"/>
+                <w:sz w:val="19"/>
+                <w:szCs w:val="19"/>
+              </w:rPr>
+              <w:t xml:space="preserve">L</w:t>
+            </w:r>
+          </w:p>
+        </w:tc>
+        <w:tc>
+          <w:tcPr>
+            <w:tcW w:type="dxa" w:w="6200"/>
+            <w:shd w:fill="FFFFFF" w:color="auto" w:val="clear"/>
+            <w:tcMar>
+              <w:top w:type="dxa" w:w="60"/>
+              <w:left w:type="dxa" w:w="100"/>
+              <w:bottom w:type="dxa" w:w="60"/>
+              <w:right w:type="dxa" w:w="100"/>
+            </w:tcMar>
+          </w:tcPr>
+          <w:p>
+            <w:r>
+              <w:rPr>
+                <w:b w:val="false"/>
+                <w:bCs w:val="false"/>
+                <w:color w:val="212529"/>
+                <w:sz w:val="19"/>
+                <w:szCs w:val="19"/>
+              </w:rPr>
+              <w:t xml:space="preserve">200</w:t>
+            </w:r>
+          </w:p>
+        </w:tc>
+      </w:tr>
+      <w:tr>
+        <w:tc>
+          <w:tcPr>
+            <w:tcW w:type="dxa" w:w="3000"/>
+            <w:shd w:fill="FFFFFF" w:color="auto" w:val="clear"/>
+            <w:tcMar>
+              <w:top w:type="dxa" w:w="60"/>
+              <w:left w:type="dxa" w:w="100"/>
+              <w:bottom w:type="dxa" w:w="60"/>
+              <w:right w:type="dxa" w:w="100"/>
+            </w:tcMar>
+          </w:tcPr>
+          <w:p>
+            <w:r>
+              <w:rPr>
+                <w:b w:val="false"/>
+                <w:bCs w:val="false"/>
+                <w:color w:val="212529"/>
+                <w:sz w:val="19"/>
+                <w:szCs w:val="19"/>
+              </w:rPr>
+              <w:t xml:space="preserve">M</w:t>
+            </w:r>
+          </w:p>
+        </w:tc>
+        <w:tc>
+          <w:tcPr>
+            <w:tcW w:type="dxa" w:w="6200"/>
+            <w:shd w:fill="FFFFFF" w:color="auto" w:val="clear"/>
+            <w:tcMar>
+              <w:top w:type="dxa" w:w="60"/>
+              <w:left w:type="dxa" w:w="100"/>
+              <w:bottom w:type="dxa" w:w="60"/>
+              <w:right w:type="dxa" w:w="100"/>
+            </w:tcMar>
+          </w:tcPr>
+          <w:p>
+            <w:r>
+              <w:rPr>
+                <w:b w:val="false"/>
+                <w:bCs w:val="false"/>
+                <w:color w:val="212529"/>
+                <w:sz w:val="19"/>
+                <w:szCs w:val="19"/>
+              </w:rPr>
+              <w:t xml:space="preserve">250</w:t>
+            </w:r>
+          </w:p>
+        </w:tc>
+      </w:tr>
+      <w:tr>
+        <w:tc>
+          <w:tcPr>
+            <w:tcW w:type="dxa" w:w="3000"/>
+            <w:shd w:fill="FFFFFF" w:color="auto" w:val="clear"/>
+            <w:tcMar>
+              <w:top w:type="dxa" w:w="60"/>
+              <w:left w:type="dxa" w:w="100"/>
+              <w:bottom w:type="dxa" w:w="60"/>
+              <w:right w:type="dxa" w:w="100"/>
+            </w:tcMar>
+          </w:tcPr>
+          <w:p>
+            <w:r>
+              <w:rPr>
+                <w:b w:val="false"/>
+                <w:bCs w:val="false"/>
+                <w:color w:val="212529"/>
+                <w:sz w:val="19"/>
+                <w:szCs w:val="19"/>
+              </w:rPr>
+              <w:t xml:space="preserve">N</w:t>
+            </w:r>
+          </w:p>
+        </w:tc>
+        <w:tc>
+          <w:tcPr>
+            <w:tcW w:type="dxa" w:w="6200"/>
+            <w:shd w:fill="FFFFFF" w:color="auto" w:val="clear"/>
+            <w:tcMar>
+              <w:top w:type="dxa" w:w="60"/>
+              <w:left w:type="dxa" w:w="100"/>
+              <w:bottom w:type="dxa" w:w="60"/>
+              <w:right w:type="dxa" w:w="100"/>
+            </w:tcMar>
+          </w:tcPr>
+          <w:p>
+            <w:r>
+              <w:rPr>
+                <w:b w:val="false"/>
+                <w:bCs w:val="false"/>
+                <w:color w:val="212529"/>
+                <w:sz w:val="19"/>
+                <w:szCs w:val="19"/>
+              </w:rPr>
+              <w:t xml:space="preserve">300</w:t>
+            </w:r>
+          </w:p>
+        </w:tc>
+      </w:tr>
+      <w:tr>
+        <w:tc>
+          <w:tcPr>
+            <w:tcW w:type="dxa" w:w="3000"/>
+            <w:shd w:fill="FFFFFF" w:color="auto" w:val="clear"/>
+            <w:tcMar>
+              <w:top w:type="dxa" w:w="60"/>
+              <w:left w:type="dxa" w:w="100"/>
+              <w:bottom w:type="dxa" w:w="60"/>
+              <w:right w:type="dxa" w:w="100"/>
+            </w:tcMar>
+          </w:tcPr>
+          <w:p>
+            <w:r>
+              <w:rPr>
+                <w:b w:val="false"/>
+                <w:bCs w:val="false"/>
+                <w:color w:val="212529"/>
+                <w:sz w:val="19"/>
+                <w:szCs w:val="19"/>
+              </w:rPr>
+              <w:t xml:space="preserve">O</w:t>
+            </w:r>
+          </w:p>
+        </w:tc>
+        <w:tc>
+          <w:tcPr>
+            <w:tcW w:type="dxa" w:w="6200"/>
+            <w:shd w:fill="FFFFFF" w:color="auto" w:val="clear"/>
+            <w:tcMar>
+              <w:top w:type="dxa" w:w="60"/>
+              <w:left w:type="dxa" w:w="100"/>
+              <w:bottom w:type="dxa" w:w="60"/>
+              <w:right w:type="dxa" w:w="100"/>
+            </w:tcMar>
+          </w:tcPr>
+          <w:p>
+            <w:r>
+              <w:rPr>
+                <w:b w:val="false"/>
+                <w:bCs w:val="false"/>
+                <w:color w:val="212529"/>
+                <w:sz w:val="19"/>
+                <w:szCs w:val="19"/>
+              </w:rPr>
+              <w:t xml:space="preserve">350</w:t>
+            </w:r>
+          </w:p>
+        </w:tc>
+      </w:tr>
+      <w:tr>
+        <w:tc>
+          <w:tcPr>
+            <w:tcW w:type="dxa" w:w="3000"/>
+            <w:shd w:fill="FFFFFF" w:color="auto" w:val="clear"/>
+            <w:tcMar>
+              <w:top w:type="dxa" w:w="60"/>
+              <w:left w:type="dxa" w:w="100"/>
+              <w:bottom w:type="dxa" w:w="60"/>
+              <w:right w:type="dxa" w:w="100"/>
+            </w:tcMar>
+          </w:tcPr>
+          <w:p>
+            <w:r>
+              <w:rPr>
+                <w:b w:val="false"/>
+                <w:bCs w:val="false"/>
+                <w:color w:val="212529"/>
+                <w:sz w:val="19"/>
+                <w:szCs w:val="19"/>
+              </w:rPr>
+              <w:t xml:space="preserve">P</w:t>
+            </w:r>
+          </w:p>
+        </w:tc>
+        <w:tc>
+          <w:tcPr>
+            <w:tcW w:type="dxa" w:w="6200"/>
+            <w:shd w:fill="FFFFFF" w:color="auto" w:val="clear"/>
+            <w:tcMar>
+              <w:top w:type="dxa" w:w="60"/>
+              <w:left w:type="dxa" w:w="100"/>
+              <w:bottom w:type="dxa" w:w="60"/>
+              <w:right w:type="dxa" w:w="100"/>
+            </w:tcMar>
+          </w:tcPr>
+          <w:p>
+            <w:r>
+              <w:rPr>
+                <w:b w:val="false"/>
+                <w:bCs w:val="false"/>
+                <w:color w:val="212529"/>
+                <w:sz w:val="19"/>
+                <w:szCs w:val="19"/>
+              </w:rPr>
+              <w:t xml:space="preserve">400</w:t>
+            </w:r>
+          </w:p>
+        </w:tc>
+      </w:tr>
+    </w:tbl>
+    <w:p>
+      <w:pPr>
         <w:pStyle w:val="Heading1"/>
         <w:spacing w:after="140" w:before="320"/>
       </w:pPr>
       <w:r>
-        <w:t xml:space="preserve">7. Ajuster les règles (avancé)</w:t>
+        <w:t xml:space="preserve">8. Ajuster les règles (avancé)</w:t>
       </w:r>
     </w:p>
     <w:p>
@@ -1329,7 +2429,7 @@
         <w:spacing w:after="140" w:before="320"/>
       </w:pPr>
       <w:r>
-        <w:t xml:space="preserve">8. Questions fréquentes</w:t>
+        <w:t xml:space="preserve">9. Questions fréquentes</w:t>
       </w:r>
     </w:p>
     <w:tbl>
